--- a/en/wisdom-stories/justice-and-compassion.docx
+++ b/en/wisdom-stories/justice-and-compassion.docx
@@ -40,7 +40,7 @@
         <w:rPr>
           <w:lang/>
         </w:rPr>
-        <w:t>One day, among the severely wounded brought to Dr Tarık Nusret was his own son. Seeing that he could not save him, the doctor made no exception for his son and withheld the injection.</w:t>
+        <w:t xml:space="preserve">One day, among the severely wounded brought to Dr. Tarık Nusret was his own son. Seeing that he could not save him, the doctor made no exception for his son and withheld the injection.</w:t>
       </w:r>
     </w:p>
     <w:p>
